--- a/docs/lecture-attention-implementation.docx
+++ b/docs/lecture-attention-implementation.docx
@@ -54,7 +54,7 @@
           <w:color w:val="000000"/>
           <w:sz w:val="32"/>
         </w:rPr>
-        <w:t>1. Общая архитектура модуля</w:t>
+        <w:t>1. Общая схема работы attention</w:t>
       </w:r>
     </w:p>
     <w:p>
@@ -70,7 +70,45 @@
           <w:color w:val="000000"/>
           <w:sz w:val="24"/>
         </w:rPr>
-        <w:t>Модуль fishingllm/attention.py содержит два класса: ScaledDotProductAttention и MultiHeadAttention. Первый реализует базовую формулу скалярного произведения с масштабированием, второй — многоголовое внимание с поддержкой Grouped Query Attention (GQA). Оба наследуются от nn.Module, что позволяет встраивать их в стандартный PyTorch-пайплайн.</w:t>
+        <w:t>Прежде чем разбирать код, посмотрим на поток данных. Входной тензор x размерности (batch, seq_len, d_model) проходит через три независимые проекции, затем через attention, сборку голов и обратную проекцию:</w:t>
+      </w:r>
+    </w:p>
+    <w:p>
+      <w:pPr>
+        <w:spacing w:before="120" w:after="120"/>
+        <w:ind w:left="567"/>
+      </w:pPr>
+      <w:r>
+        <w:rPr>
+          <w:rFonts w:ascii="Consolas" w:hAnsi="Consolas"/>
+          <w:color w:val="323232"/>
+          <w:sz w:val="18"/>
+        </w:rPr>
+        <w:t>x  (B, L, d_model)</w:t>
+        <w:br/>
+        <w:t>|</w:t>
+        <w:br/>
+        <w:t>+-- W_q --&gt; Q (B, n_heads, L, d_k) --+</w:t>
+        <w:br/>
+        <w:t>|                                      |</w:t>
+        <w:br/>
+        <w:t>+-- W_k --&gt; K (B, n_kv, L, d_k) ----&gt; Attention(Q,K,V)</w:t>
+        <w:br/>
+        <w:t>|                                      |</w:t>
+        <w:br/>
+        <w:t>+-- W_v --&gt; V (B, n_kv, L, d_k) ----&gt;  |</w:t>
+        <w:br/>
+        <w:t xml:space="preserve">                                       |</w:t>
+        <w:br/>
+        <w:t xml:space="preserve">                               concat heads</w:t>
+        <w:br/>
+        <w:t xml:space="preserve">                                       |</w:t>
+        <w:br/>
+        <w:t xml:space="preserve">                                      W_o</w:t>
+        <w:br/>
+        <w:t xml:space="preserve">                                       |</w:t>
+        <w:br/>
+        <w:t xml:space="preserve">                               output (B, L, d_model)</w:t>
       </w:r>
     </w:p>
     <w:p>
@@ -86,18 +124,18 @@
           <w:color w:val="000000"/>
           <w:sz w:val="24"/>
         </w:rPr>
-        <w:t>Напомним формулу attention из Лекции 1: Attention(Q,K,V) = softmax(Q*K^T / sqrt(d_k)) * V. Q — запросы (queries), K — ключи (keys), V — значения (values), d_k — размерность ключей, sqrt(d_k) — нормировочный коэффициент, предотвращающий взрыв softmax при больших размерностях.</w:t>
+        <w:t>Зачем нужны три матрицы W_q, W_k, W_v? Если бы мы вычисляли внимание напрямую от x к x, каждый токен "узнавал" бы только самого себя. Три проекции позволяют модели разделить роли: Q решает, что искать, K — что предлагать, V — что передавать. Это как библиотека: вы приходите с запросом (Q), библиотекарь сверяет каталог (K) и выдаёт книгу (V). Без этого разделения запрос и каталог были бы одним и тем же.</w:t>
       </w:r>
     </w:p>
     <w:p>
       <w:pPr>
-        <w:pStyle w:val="Heading2"/>
+        <w:pStyle w:val="Heading1"/>
       </w:pPr>
       <w:r>
         <w:rPr>
           <w:rFonts w:ascii="Times New Roman" w:hAnsi="Times New Roman"/>
           <w:color w:val="000000"/>
-          <w:sz w:val="28"/>
+          <w:sz w:val="32"/>
         </w:rPr>
         <w:t>2. ScaledDotProductAttention — одно головое внимание</w:t>
       </w:r>
@@ -115,23 +153,7 @@
           <w:color w:val="000000"/>
           <w:sz w:val="24"/>
         </w:rPr>
-        <w:t>Класс состоит из конструктора и метода forward. В конструкторе запоминаем d_k и предвычисляем scale = 1/sqrt(d_k). Предвычисление — микрооптимизация: вместо 1/math.sqrt(d_k) на каждом шаге forward считаем один раз в __init__.</w:t>
-      </w:r>
-    </w:p>
-    <w:p>
-      <w:pPr>
-        <w:spacing w:line="360" w:lineRule="auto"/>
-        <w:ind w:firstLine="709"/>
-      </w:pPr>
-      <w:r>
-        <w:rPr>
-          <w:rFonts w:ascii="Times New Roman" w:hAnsi="Times New Roman"/>
-          <w:b/>
-          <w:i w:val="0"/>
-          <w:color w:val="000000"/>
-          <w:sz w:val="24"/>
-        </w:rPr>
-        <w:t>Рассмотрим forward-метод построчно:</w:t>
+        <w:t>Класс ScaledDotProductAttention реализует формулу из Лекции 1: Attention(Q,K,V)=softmax(Q*K^T/sqrt(d_k))*V. Разберём forward построчно.</w:t>
       </w:r>
     </w:p>
     <w:p>
@@ -163,7 +185,7 @@
           <w:color w:val="000000"/>
           <w:sz w:val="24"/>
         </w:rPr>
-        <w:t>torch.matmul(Q, K.transpose(-2, -1)) вычисляет Q*K^T. transpose(-2, -1) транспонирует две последние оси K: если K формы (batch, seq_len, d_k), то после транспонирования получаем (batch, d_k, seq_len), и matmul даёт (batch, seq_len, seq_len). Умножение на self.scale — деление на sqrt(d_k).</w:t>
+        <w:t>torch.matmul(Q, K.transpose(-2, -1)) вычисляет Q*K^T. transpose(-2, -1) меняет две последние оси K: из (batch, seq_len, d_k) получаем (batch, d_k, seq_len). Умножение даёт (batch, seq_len, seq_len). self.scale = 1/sqrt(d_k) — нормировка, предотвращающая взрыв значений softmax при больших d_k.</w:t>
       </w:r>
     </w:p>
     <w:p>
@@ -195,7 +217,7 @@
           <w:color w:val="000000"/>
           <w:sz w:val="24"/>
         </w:rPr>
-        <w:t>Маска — тензор bool той же формы (batch, seq_len, seq_len). Где mask=True, ставится -inf. После softmax эти позиции дадут 0, то есть замаскированные токены не участвуют. Для каузальной маски запрещаем attendить к будущим токенам. Почему -inf, а не большое число? Softmax с -inf даёт ровный 0, а с конечным числом — ненулевую вероятность.</w:t>
+        <w:t>Маска — тензор bool формы (batch, seq_len, seq_len). Где mask=True, ставится -inf. После softmax при наличии хотя бы одного незамаскированного элемента замаскированные позиции получают вероятность ровно 0. Для каузальной маски запрещаем токену attendить к будущим.</w:t>
       </w:r>
     </w:p>
     <w:p>
@@ -210,35 +232,7 @@
           <w:sz w:val="18"/>
         </w:rPr>
         <w:t>attn = F.softmax(scores, dim=-1)</w:t>
-      </w:r>
-    </w:p>
-    <w:p>
-      <w:pPr>
-        <w:spacing w:line="360" w:lineRule="auto"/>
-        <w:ind w:firstLine="709"/>
-      </w:pPr>
-      <w:r>
-        <w:rPr>
-          <w:rFonts w:ascii="Times New Roman" w:hAnsi="Times New Roman"/>
-          <w:b w:val="0"/>
-          <w:i w:val="0"/>
-          <w:color w:val="000000"/>
-          <w:sz w:val="24"/>
-        </w:rPr>
-        <w:t>Softmax по последней оси (dim=-1) нормализует веса для каждого токена, превращая scores в распределение вероятностей.</w:t>
-      </w:r>
-    </w:p>
-    <w:p>
-      <w:pPr>
-        <w:spacing w:before="120" w:after="120"/>
-        <w:ind w:left="567"/>
-      </w:pPr>
-      <w:r>
-        <w:rPr>
-          <w:rFonts w:ascii="Consolas" w:hAnsi="Consolas"/>
-          <w:color w:val="323232"/>
-          <w:sz w:val="18"/>
-        </w:rPr>
+        <w:br/>
         <w:t>return torch.matmul(attn, V), attn</w:t>
       </w:r>
     </w:p>
@@ -255,20 +249,20 @@
           <w:color w:val="000000"/>
           <w:sz w:val="24"/>
         </w:rPr>
-        <w:t>Умножаем attn на V, получая взвешенную сумму значений. Возвращаем результат (batch, seq_len, d_k) и веса attn (batch, seq_len, seq_len) для отладки.</w:t>
+        <w:t>Softmax по последней оси превращает scores в распределение вероятностей. Умножение attn на V даёт взвешенную сумму значений. Веса attn возвращаются для отладки.</w:t>
       </w:r>
     </w:p>
     <w:p>
       <w:pPr>
-        <w:pStyle w:val="Heading2"/>
+        <w:pStyle w:val="Heading1"/>
       </w:pPr>
       <w:r>
         <w:rPr>
           <w:rFonts w:ascii="Times New Roman" w:hAnsi="Times New Roman"/>
           <w:color w:val="000000"/>
-          <w:sz w:val="28"/>
+          <w:sz w:val="32"/>
         </w:rPr>
-        <w:t>3. MultiHeadAttention — многоголовое внимание</w:t>
+        <w:t>3. Проблема памяти: почему MHA дорог</w:t>
       </w:r>
     </w:p>
     <w:p>
@@ -284,20 +278,7 @@
           <w:color w:val="000000"/>
           <w:sz w:val="24"/>
         </w:rPr>
-        <w:t>MultiHeadAttention расширяет ScaledDotProductAttention до нескольких голов. Вместо одного attention параллельно вычисляем несколько, каждая на своей проекции Q, K, V.</w:t>
-      </w:r>
-    </w:p>
-    <w:p>
-      <w:pPr>
-        <w:pStyle w:val="Heading3"/>
-      </w:pPr>
-      <w:r>
-        <w:rPr>
-          <w:rFonts w:ascii="Times New Roman" w:hAnsi="Times New Roman"/>
-          <w:color w:val="000000"/>
-          <w:sz w:val="24"/>
-        </w:rPr>
-        <w:t>3.1 Конструктор и параметры</w:t>
+        <w:t>В классическом Multi-Head Attention (MHA) каждая голова имеет собственные K и V. При авторегрессивной генерации все K и V предыдущих токенов хранятся в KV-кэше. Для 12 голов, d_k=64, контекст 2048: 2*2048*12*64*2 байта = 6 МБ на слой, 72 МБ на все 12 слоёв. На CPU с 8GB RAM это терпимо, но при контексте 4096+ становится проблемой.</w:t>
       </w:r>
     </w:p>
     <w:p>
@@ -313,7 +294,23 @@
           <w:color w:val="000000"/>
           <w:sz w:val="24"/>
         </w:rPr>
-        <w:t>Параметры: d_model — размерность эмбеддингов (в проекте 768); n_heads — количество голов (12); n_kv_heads — KV-голов для GQA (4, по умолчанию равно n_heads); dropout — вероятность обнуления.</w:t>
+        <w:t>Grouped Query Attention (GQA, Ainslie et al., 2023) — компромисс: n_kv_heads &lt; n_heads. Группа Q-голов делит одни K и V.</w:t>
+      </w:r>
+    </w:p>
+    <w:p>
+      <w:pPr>
+        <w:spacing w:line="360" w:lineRule="auto"/>
+        <w:ind w:firstLine="709"/>
+      </w:pPr>
+      <w:r>
+        <w:rPr>
+          <w:rFonts w:ascii="Times New Roman" w:hAnsi="Times New Roman"/>
+          <w:b/>
+          <w:i w:val="0"/>
+          <w:color w:val="000000"/>
+          <w:sz w:val="24"/>
+        </w:rPr>
+        <w:t>Сравнение подходов:</w:t>
       </w:r>
     </w:p>
     <w:p>
@@ -329,7 +326,56 @@
           <w:color w:val="000000"/>
           <w:sz w:val="24"/>
         </w:rPr>
-        <w:t>Проверка assert d_model % n_heads == 0: если d_model не делится на n_heads, нельзя равномерно распределить размерность по головам.</w:t>
+        <w:t>- MQA (Shazeer, 2019): n_kv_heads = 1. Максимальная экономия кэша, но падение качества.</w:t>
+        <w:br/>
+        <w:t>- MHA (оригинал): n_kv_heads = n_heads. Максимум качества, но дорогой inference.</w:t>
+        <w:br/>
+        <w:t>- GQA: промежуточный вариант. Для 12:4 — трёхкратное сжатие KV-кэша при &lt;1% потери качества.</w:t>
+      </w:r>
+    </w:p>
+    <w:p>
+      <w:pPr>
+        <w:spacing w:line="360" w:lineRule="auto"/>
+        <w:ind w:firstLine="709"/>
+      </w:pPr>
+      <w:r>
+        <w:rPr>
+          <w:rFonts w:ascii="Times New Roman" w:hAnsi="Times New Roman"/>
+          <w:b w:val="0"/>
+          <w:i w:val="0"/>
+          <w:color w:val="000000"/>
+          <w:sz w:val="24"/>
+        </w:rPr>
+        <w:t>Для FishingLLM на CPU каждый сэкономленный мегабайт позволяет обрабатывать более длинные промпты. При 4 KV-головах кэш составляет 24 МБ на 12 слоёв против 72 МБ в полном MHA.</w:t>
+      </w:r>
+    </w:p>
+    <w:p>
+      <w:pPr>
+        <w:pStyle w:val="Heading1"/>
+      </w:pPr>
+      <w:r>
+        <w:rPr>
+          <w:rFonts w:ascii="Times New Roman" w:hAnsi="Times New Roman"/>
+          <w:color w:val="000000"/>
+          <w:sz w:val="32"/>
+        </w:rPr>
+        <w:t>4. MultiHeadAttention — конструктор</w:t>
+      </w:r>
+    </w:p>
+    <w:p>
+      <w:pPr>
+        <w:spacing w:line="360" w:lineRule="auto"/>
+        <w:ind w:firstLine="709"/>
+      </w:pPr>
+      <w:r>
+        <w:rPr>
+          <w:rFonts w:ascii="Times New Roman" w:hAnsi="Times New Roman"/>
+          <w:b w:val="0"/>
+          <w:i w:val="0"/>
+          <w:color w:val="000000"/>
+          <w:sz w:val="24"/>
+        </w:rPr>
+        <w:t>Параметры: d_model — размерность эмбеддингов (768); n_heads — число голов (12); n_kv_heads — KV-голов (4); dropout — вероятность обнуления. assert проверяет, что d_model делится на n_heads.</w:t>
       </w:r>
     </w:p>
     <w:p>
@@ -361,13 +407,13 @@
           <w:color w:val="000000"/>
           <w:sz w:val="24"/>
         </w:rPr>
-        <w:t>- W_q: d_model -&gt; n_heads * d_k (запросы Q, полные n_heads)</w:t>
+        <w:t>- W_q: d_model -&gt; n_heads * d_k — запросы (все головы)</w:t>
         <w:br/>
-        <w:t>- W_k: d_model -&gt; n_kv_heads * d_k (ключи K, только n_kv_heads)</w:t>
+        <w:t>- W_k: d_model -&gt; n_kv_heads * d_k — ключи (только KV-головы)</w:t>
         <w:br/>
-        <w:t>- W_v: d_model -&gt; n_kv_heads * d_k (значения V, только n_kv_heads)</w:t>
+        <w:t>- W_v: d_model -&gt; n_kv_heads * d_k — значения</w:t>
         <w:br/>
-        <w:t>- W_o: n_heads * d_k -&gt; d_model (обратная проекция)</w:t>
+        <w:t>- W_o: n_heads * d_k -&gt; d_model — обратная проекция</w:t>
       </w:r>
     </w:p>
     <w:p>
@@ -383,7 +429,7 @@
           <w:color w:val="000000"/>
           <w:sz w:val="24"/>
         </w:rPr>
-        <w:t>bias=False — в оригинальной статье и LLaMA bias в проекциях не используется. Уменьшает число параметров, сдвиги вносятся нормализацией слоя.</w:t>
+        <w:t>bias=False — как в LLaMA и GPT. Сдвиги вносятся нормализацией (RMSNorm), поэтому bias в проекциях избыточен.</w:t>
       </w:r>
     </w:p>
     <w:p>
@@ -399,7 +445,7 @@
           <w:color w:val="000000"/>
           <w:sz w:val="24"/>
         </w:rPr>
-        <w:t>n_rep = n_heads // n_kv_heads — коэффициент повторения KV-голов. При 12:4, n_rep=3: каждая KV-голова обслуживает 3 Q-головы. Это суть GQA: вычисляем K и V только для 4 голов, повторяем 3 раза для 12 Q-голов.</w:t>
+        <w:t>n_rep = n_heads // n_kv_heads — сколько Q-голов приходится на одну KV-голову. При 12:4, n_rep=3.</w:t>
       </w:r>
     </w:p>
     <w:p>
@@ -412,7 +458,7 @@
           <w:color w:val="000000"/>
           <w:sz w:val="24"/>
         </w:rPr>
-        <w:t>3.2 Инициализация весов</w:t>
+        <w:t>4.1 Инициализация и маска</w:t>
       </w:r>
     </w:p>
     <w:p>
@@ -428,20 +474,7 @@
           <w:color w:val="000000"/>
           <w:sz w:val="24"/>
         </w:rPr>
-        <w:t>Метод _reset_parameters использует Xavier Uniform инициализацию. Выбор Xavier обоснован: он поддерживает дисперсию сигнала на постоянном уровне при проходе через линейный слой.</w:t>
-      </w:r>
-    </w:p>
-    <w:p>
-      <w:pPr>
-        <w:pStyle w:val="Heading3"/>
-      </w:pPr>
-      <w:r>
-        <w:rPr>
-          <w:rFonts w:ascii="Times New Roman" w:hAnsi="Times New Roman"/>
-          <w:color w:val="000000"/>
-          <w:sz w:val="24"/>
-        </w:rPr>
-        <w:t>3.3 Каузальная маска</w:t>
+        <w:t>Xavier Uniform — распространённый выбор для линейных слоёв в attention. Он сохраняет дисперсию сигнала при проходе.</w:t>
       </w:r>
     </w:p>
     <w:p>
@@ -479,81 +512,20 @@
           <w:color w:val="000000"/>
           <w:sz w:val="24"/>
         </w:rPr>
-        <w:t>torch.triu с diagonal=1 берёт строго верхний треугольник (элементы выше главной диагонали) в True. Для матрицы 4x4: первые элемент (0,1), (0,2), (0,3), (1,2), (1,3), (2,3) равны True. Это означает: i-й токен attendит только к j &lt;= i. unsqueeze(0) добавляет batch-размерность.</w:t>
+        <w:t>torch.triu с diagonal=1 даёт True для элементов выше главной диагонали: токен i attendит только к j &lt;= i. Маска кэшируется — при повторном вызове с той же длиной не создаётся заново. unsqueeze(0) добавляет batch-размерность.</w:t>
       </w:r>
     </w:p>
     <w:p>
       <w:pPr>
-        <w:pStyle w:val="Heading3"/>
+        <w:pStyle w:val="Heading1"/>
       </w:pPr>
       <w:r>
         <w:rPr>
           <w:rFonts w:ascii="Times New Roman" w:hAnsi="Times New Roman"/>
           <w:color w:val="000000"/>
-          <w:sz w:val="24"/>
+          <w:sz w:val="32"/>
         </w:rPr>
-        <w:t>3.4 Повтор KV-голов для GQA</w:t>
-      </w:r>
-    </w:p>
-    <w:p>
-      <w:pPr>
-        <w:spacing w:line="360" w:lineRule="auto"/>
-        <w:ind w:firstLine="709"/>
-      </w:pPr>
-      <w:r>
-        <w:rPr>
-          <w:rFonts w:ascii="Times New Roman" w:hAnsi="Times New Roman"/>
-          <w:b w:val="0"/>
-          <w:i w:val="0"/>
-          <w:color w:val="000000"/>
-          <w:sz w:val="24"/>
-        </w:rPr>
-        <w:t>В forward-методе K и V повторяются с помощью repeat_interleave:</w:t>
-      </w:r>
-    </w:p>
-    <w:p>
-      <w:pPr>
-        <w:spacing w:before="120" w:after="120"/>
-        <w:ind w:left="567"/>
-      </w:pPr>
-      <w:r>
-        <w:rPr>
-          <w:rFonts w:ascii="Consolas" w:hAnsi="Consolas"/>
-          <w:color w:val="323232"/>
-          <w:sz w:val="18"/>
-        </w:rPr>
-        <w:t>K = K.repeat_interleave(self.n_rep, dim=1)</w:t>
-        <w:br/>
-        <w:t>V = V.repeat_interleave(self.n_rep, dim=1)</w:t>
-      </w:r>
-    </w:p>
-    <w:p>
-      <w:pPr>
-        <w:spacing w:line="360" w:lineRule="auto"/>
-        <w:ind w:firstLine="709"/>
-      </w:pPr>
-      <w:r>
-        <w:rPr>
-          <w:rFonts w:ascii="Times New Roman" w:hAnsi="Times New Roman"/>
-          <w:b w:val="0"/>
-          <w:i w:val="0"/>
-          <w:color w:val="000000"/>
-          <w:sz w:val="24"/>
-        </w:rPr>
-        <w:t>repeat_interleave по dim=1 (размерность голов) копирует каждую KV-голову n_rep раз. Форма меняется с (B, n_kv_heads, L, d_k) на (B, n_kv_heads * n_rep, L, d_k) = (B, n_heads, L, d_k).</w:t>
-      </w:r>
-    </w:p>
-    <w:p>
-      <w:pPr>
-        <w:pStyle w:val="Heading3"/>
-      </w:pPr>
-      <w:r>
-        <w:rPr>
-          <w:rFonts w:ascii="Times New Roman" w:hAnsi="Times New Roman"/>
-          <w:color w:val="000000"/>
-          <w:sz w:val="24"/>
-        </w:rPr>
-        <w:t>3.5 Forward-метод</w:t>
+        <w:t>5. Forward-метод MultiHeadAttention</w:t>
       </w:r>
     </w:p>
     <w:p>
@@ -603,7 +575,7 @@
           <w:color w:val="000000"/>
           <w:sz w:val="24"/>
         </w:rPr>
-        <w:t>После transpose(1, 2) форма Q — (B, n_heads, L, d_k), K и V — (B, n_kv_heads, L, d_k). Переставляем оси, чтобы размерность последовательности (L) была предпоследней.</w:t>
+        <w:t>После view Q — (B, L, n_heads, d_k), после transpose(1,2) — (B, n_heads, L, d_k). K и V — (B, n_kv_heads, L, d_k). Переставляем оси, чтобы размерность L была предпоследней.</w:t>
       </w:r>
     </w:p>
     <w:p>
@@ -619,7 +591,57 @@
           <w:color w:val="000000"/>
           <w:sz w:val="24"/>
         </w:rPr>
-        <w:t>Шаг 2. Применение attention ко всем головам:</w:t>
+        <w:t>Шаг 2. Повтор KV-голов для GQA:</w:t>
+      </w:r>
+    </w:p>
+    <w:p>
+      <w:pPr>
+        <w:spacing w:before="120" w:after="120"/>
+        <w:ind w:left="567"/>
+      </w:pPr>
+      <w:r>
+        <w:rPr>
+          <w:rFonts w:ascii="Consolas" w:hAnsi="Consolas"/>
+          <w:color w:val="323232"/>
+          <w:sz w:val="18"/>
+        </w:rPr>
+        <w:t>if self.n_rep &gt; 1:</w:t>
+        <w:br/>
+        <w:t xml:space="preserve">    K = K.repeat_interleave(self.n_rep, dim=1)</w:t>
+        <w:br/>
+        <w:t xml:space="preserve">    V = V.repeat_interleave(self.n_rep, dim=1)</w:t>
+      </w:r>
+    </w:p>
+    <w:p>
+      <w:pPr>
+        <w:spacing w:line="360" w:lineRule="auto"/>
+        <w:ind w:firstLine="709"/>
+      </w:pPr>
+      <w:r>
+        <w:rPr>
+          <w:rFonts w:ascii="Times New Roman" w:hAnsi="Times New Roman"/>
+          <w:b w:val="0"/>
+          <w:i w:val="0"/>
+          <w:color w:val="000000"/>
+          <w:sz w:val="24"/>
+        </w:rPr>
+        <w:t>repeat_interleave копирует каждую KV-голову n_rep раз. Форма: (B, n_kv_heads, L, d_k) -&gt; (B, n_heads, L, d_k). Теперь K и V согласованы с Q по числу голов.</w:t>
+      </w:r>
+    </w:p>
+    <w:p>
+      <w:pPr>
+        <w:spacing w:line="360" w:lineRule="auto"/>
+        <w:ind w:firstLine="709"/>
+      </w:pPr>
+      <w:r>
+        <w:rPr>
+          <w:rFonts w:ascii="Times New Roman" w:hAnsi="Times New Roman"/>
+          <w:b/>
+          <w:i w:val="0"/>
+          <w:color w:val="000000"/>
+          <w:sz w:val="24"/>
+        </w:rPr>
+        <w:t>Шаг 3. Attention ко всем головам:</w:t>
       </w:r>
     </w:p>
     <w:p>
@@ -655,7 +677,7 @@
           <w:color w:val="000000"/>
           <w:sz w:val="24"/>
         </w:rPr>
-        <w:t>reshape(-1, L, d_k) объединяет batch и n_heads: из (B, n_heads, L, d_k) получаем (B * n_heads, L, d_k). Это превращает multi-head в batch-обработку независимых single-head attention.</w:t>
+        <w:t>reshape(-1, L, d_k) объединяет batch и n_heads: (B * n_heads, L, d_k). Это превращает multi-head в batch-обработку независимых single-head attention.</w:t>
       </w:r>
     </w:p>
     <w:p>
@@ -671,7 +693,7 @@
           <w:color w:val="000000"/>
           <w:sz w:val="24"/>
         </w:rPr>
-        <w:t>Шаг 3. Обратная проекция:</w:t>
+        <w:t>Шаг 4. Обратная проекция:</w:t>
       </w:r>
     </w:p>
     <w:p>
@@ -705,20 +727,20 @@
           <w:color w:val="000000"/>
           <w:sz w:val="24"/>
         </w:rPr>
-        <w:t>view восстанавливает размерность голов, transpose возвращает оси в (B, L, n_heads, d_k), reshape собирает головы в последнюю ось. W_o отображает n_heads * d_k обратно в d_model.</w:t>
+        <w:t>view восстанавливает головы, transpose возвращает (B, L, n_heads, d_k), reshape собирает головы в последнюю ось. W_o проецирует n_heads * d_k обратно в d_model.</w:t>
       </w:r>
     </w:p>
     <w:p>
       <w:pPr>
-        <w:pStyle w:val="Heading2"/>
+        <w:pStyle w:val="Heading1"/>
       </w:pPr>
       <w:r>
         <w:rPr>
           <w:rFonts w:ascii="Times New Roman" w:hAnsi="Times New Roman"/>
           <w:color w:val="000000"/>
-          <w:sz w:val="28"/>
+          <w:sz w:val="32"/>
         </w:rPr>
-        <w:t>4. GQA — зачем и почему</w:t>
+        <w:t>6. Почему attention квадратичный?</w:t>
       </w:r>
     </w:p>
     <w:p>
@@ -734,23 +756,20 @@
           <w:color w:val="000000"/>
           <w:sz w:val="24"/>
         </w:rPr>
-        <w:t>Grouped Query Attention (Ainslie et al., 2023) — компромисс между Multi-Query Attention (MQA) и Multi-Head Attention (MHA).</w:t>
+        <w:t>Матрица scores имеет размер (L, L): каждый токен вычисляет скалярное произведение со всеми L токенами. Сложность O(L^2 * d_k) — квадратичная по длине контекста. Это фундаментальное ограничение vanilla attention: при L=2048 это ~4M операций на голову, при L=8192 — ~67M. Отсюда мотивация для FlashAttention, Linear Attention, Sliding Window — они снижают сложность до O(L) или O(L*log(L)).</w:t>
       </w:r>
     </w:p>
     <w:p>
       <w:pPr>
-        <w:spacing w:line="360" w:lineRule="auto"/>
-        <w:ind w:firstLine="709"/>
+        <w:pStyle w:val="Heading1"/>
       </w:pPr>
       <w:r>
         <w:rPr>
           <w:rFonts w:ascii="Times New Roman" w:hAnsi="Times New Roman"/>
-          <w:b/>
-          <w:i w:val="0"/>
           <w:color w:val="000000"/>
-          <w:sz w:val="24"/>
+          <w:sz w:val="32"/>
         </w:rPr>
-        <w:t>Сравнение:</w:t>
+        <w:t>7. Тесты</w:t>
       </w:r>
     </w:p>
     <w:p>
@@ -766,11 +785,20 @@
           <w:color w:val="000000"/>
           <w:sz w:val="24"/>
         </w:rPr>
-        <w:t>- MQA: n_kv_heads = 1. Максимальная экономия KV-кэша, но снижение качества (Shazeer, 2019).</w:t>
-        <w:br/>
-        <w:t>- MHA: n_kv_heads = n_heads. Максимальная ёмкость, но дорого на inference (кэш всех голов).</w:t>
-        <w:br/>
-        <w:t>- GQA: промежуточный вариант. Для 12:4 — трёхкратное сжатие KV-кэша при минимальной потере качества (&lt; 1% perplexity).</w:t>
+        <w:t>Тесты (tests/test_attention.py) разделены на два класса: TestScaledDotProductAttention (7 тестов) и TestMultiHeadAttention (11 тестов). Все 18 тестов проходят.</w:t>
+      </w:r>
+    </w:p>
+    <w:p>
+      <w:pPr>
+        <w:pStyle w:val="Heading3"/>
+      </w:pPr>
+      <w:r>
+        <w:rPr>
+          <w:rFonts w:ascii="Times New Roman" w:hAnsi="Times New Roman"/>
+          <w:color w:val="000000"/>
+          <w:sz w:val="24"/>
+        </w:rPr>
+        <w:t>7.1 ScaledDotProductAttention</w:t>
       </w:r>
     </w:p>
     <w:p>
@@ -786,20 +814,7 @@
           <w:color w:val="000000"/>
           <w:sz w:val="24"/>
         </w:rPr>
-        <w:t>Для FishingLLM на CPU с 8GB RAM каждый сэкономленный мегабайт KV-кэша позволяет обрабатывать более длинные промпты. При n_kv_heads=4 экономим 2/3 памяти кэша по сравнению с полным MHA.</w:t>
-      </w:r>
-    </w:p>
-    <w:p>
-      <w:pPr>
-        <w:pStyle w:val="Heading2"/>
-      </w:pPr>
-      <w:r>
-        <w:rPr>
-          <w:rFonts w:ascii="Times New Roman" w:hAnsi="Times New Roman"/>
-          <w:color w:val="000000"/>
-          <w:sz w:val="28"/>
-        </w:rPr>
-        <w:t>5. Обоснование тестов</w:t>
+        <w:t>test_output_shape — проверка форм: выход (B, L, d_k), веса (B, L, L).</w:t>
       </w:r>
     </w:p>
     <w:p>
@@ -815,20 +830,7 @@
           <w:color w:val="000000"/>
           <w:sz w:val="24"/>
         </w:rPr>
-        <w:t>Тесты разделены на два класса: TestScaledDotProductAttention (5 тестов) и TestMultiHeadAttention (7 тестов).</w:t>
-      </w:r>
-    </w:p>
-    <w:p>
-      <w:pPr>
-        <w:pStyle w:val="Heading3"/>
-      </w:pPr>
-      <w:r>
-        <w:rPr>
-          <w:rFonts w:ascii="Times New Roman" w:hAnsi="Times New Roman"/>
-          <w:color w:val="000000"/>
-          <w:sz w:val="24"/>
-        </w:rPr>
-        <w:t>5.1 ScaledDotProductAttention</w:t>
+        <w:t>test_attention_weights_sum_to_one — свойство softmax: сумма весов для каждого токена = 1.</w:t>
       </w:r>
     </w:p>
     <w:p>
@@ -844,7 +846,7 @@
           <w:color w:val="000000"/>
           <w:sz w:val="24"/>
         </w:rPr>
-        <w:t>test_output_shape — проверяет, что выход имеет форму (B, L, d_k) и веса — (B, L, L). Минимальная проверка тензорных операций.</w:t>
+        <w:t>test_causal_mask_prevents_future_attention — weights[i,j]=0 для j&gt;i. Гарантия авторегрессионности.</w:t>
       </w:r>
     </w:p>
     <w:p>
@@ -860,7 +862,7 @@
           <w:color w:val="000000"/>
           <w:sz w:val="24"/>
         </w:rPr>
-        <w:t>test_attention_weights_sum_to_one — веса attention для каждого токена суммируются в 1 (свойство softmax).</w:t>
+        <w:t>test_identical_qkv_no_nan — при Q=K=V нет NaN, формы корректны (замена хрупкого теста diag &gt; 0.5).</w:t>
       </w:r>
     </w:p>
     <w:p>
@@ -876,23 +878,7 @@
           <w:color w:val="000000"/>
           <w:sz w:val="24"/>
         </w:rPr>
-        <w:t>test_causal_mask_prevents_future_attention — weights[i, j] = 0 для j &gt; i. Гарантирует, что модель не подглядывает в будущие токены.</w:t>
-      </w:r>
-    </w:p>
-    <w:p>
-      <w:pPr>
-        <w:spacing w:line="360" w:lineRule="auto"/>
-        <w:ind w:firstLine="709"/>
-      </w:pPr>
-      <w:r>
-        <w:rPr>
-          <w:rFonts w:ascii="Times New Roman" w:hAnsi="Times New Roman"/>
-          <w:b w:val="0"/>
-          <w:i w:val="0"/>
-          <w:color w:val="000000"/>
-          <w:sz w:val="24"/>
-        </w:rPr>
-        <w:t>test_identical_qkv_gives_diagonal_attention — при Q=K=V скалярное произведение токена с собой даёт максимум, диагональ доминирует (&gt; 0.5).</w:t>
+        <w:t>test_fully_masked_row_no_nan — строка, где все позиции замаскированы, не даёт NaN.</w:t>
       </w:r>
     </w:p>
     <w:p>
@@ -913,6 +899,22 @@
     </w:p>
     <w:p>
       <w:pPr>
+        <w:spacing w:line="360" w:lineRule="auto"/>
+        <w:ind w:firstLine="709"/>
+      </w:pPr>
+      <w:r>
+        <w:rPr>
+          <w:rFonts w:ascii="Times New Roman" w:hAnsi="Times New Roman"/>
+          <w:b w:val="0"/>
+          <w:i w:val="0"/>
+          <w:color w:val="000000"/>
+          <w:sz w:val="24"/>
+        </w:rPr>
+        <w:t>test_gradients_flow — градиенты проходят через Q, K, V, не содержат NaN или None.</w:t>
+      </w:r>
+    </w:p>
+    <w:p>
+      <w:pPr>
         <w:pStyle w:val="Heading3"/>
       </w:pPr>
       <w:r>
@@ -921,7 +923,7 @@
           <w:color w:val="000000"/>
           <w:sz w:val="24"/>
         </w:rPr>
-        <w:t>5.2 MultiHeadAttention</w:t>
+        <w:t>7.2 MultiHeadAttention</w:t>
       </w:r>
     </w:p>
     <w:p>
@@ -937,7 +939,7 @@
           <w:color w:val="000000"/>
           <w:sz w:val="24"/>
         </w:rPr>
-        <w:t>test_output_shape — на входе (B, L, d_model), на выходе то же.</w:t>
+        <w:t>test_output_shape — (B, L, d_model) на выходе.</w:t>
       </w:r>
     </w:p>
     <w:p>
@@ -953,7 +955,7 @@
           <w:color w:val="000000"/>
           <w:sz w:val="24"/>
         </w:rPr>
-        <w:t>test_gqa_kv_repeat — проверяет n_rep=2 для конфигурации 8:4, и что attention-веса имеют размерность (B, n_heads, L, L).</w:t>
+        <w:t>test_gqa_kv_repeat — n_rep=2 для 8:4, форма attention (B, n_heads, L, L).</w:t>
       </w:r>
     </w:p>
     <w:p>
@@ -969,7 +971,7 @@
           <w:color w:val="000000"/>
           <w:sz w:val="24"/>
         </w:rPr>
-        <w:t>test_causal_mask_works — smoke test на отсутствие NaN.</w:t>
+        <w:t>test_causal_mask_works — нет NaN с маской.</w:t>
       </w:r>
     </w:p>
     <w:p>
@@ -985,7 +987,7 @@
           <w:color w:val="000000"/>
           <w:sz w:val="24"/>
         </w:rPr>
-        <w:t>test_without_gqa — если n_kv_heads не задан, он равен n_heads.</w:t>
+        <w:t>test_without_gqa — n_kv_heads = n_heads, если не задан.</w:t>
       </w:r>
     </w:p>
     <w:p>
@@ -1001,7 +1003,7 @@
           <w:color w:val="000000"/>
           <w:sz w:val="24"/>
         </w:rPr>
-        <w:t>test_residual_connection_not_broken — выход не нулевой и не равен входу. Проверка инициализации и работы проекций.</w:t>
+        <w:t>test_invalid_gqa_config_raises — AssertionError при n_heads % n_kv_heads != 0 (например, 10:3).</w:t>
       </w:r>
     </w:p>
     <w:p>
@@ -1017,7 +1019,7 @@
           <w:color w:val="000000"/>
           <w:sz w:val="24"/>
         </w:rPr>
-        <w:t>test_different_lengths — attention работает для разной длины (5 и 20 токенов).</w:t>
+        <w:t>test_projection_changes_representation — выход не нулевой и не равен входу.</w:t>
       </w:r>
     </w:p>
     <w:p>
@@ -1033,20 +1035,7 @@
           <w:color w:val="000000"/>
           <w:sz w:val="24"/>
         </w:rPr>
-        <w:t>test_gqa_vs_vanilla_equivalence_single_token — для одного токена GQA и full MHA дают одинаковую форму.</w:t>
-      </w:r>
-    </w:p>
-    <w:p>
-      <w:pPr>
-        <w:pStyle w:val="Heading2"/>
-      </w:pPr>
-      <w:r>
-        <w:rPr>
-          <w:rFonts w:ascii="Times New Roman" w:hAnsi="Times New Roman"/>
-          <w:color w:val="000000"/>
-          <w:sz w:val="28"/>
-        </w:rPr>
-        <w:t>6. Trade-offs и альтернативы</w:t>
+        <w:t>test_different_lengths — работает для 5 и 20 токенов.</w:t>
       </w:r>
     </w:p>
     <w:p>
@@ -1062,7 +1051,7 @@
           <w:color w:val="000000"/>
           <w:sz w:val="24"/>
         </w:rPr>
-        <w:t>1. GQA (12:4) vs MHA (12:12): выбрана GQA ради экономии KV-кэша на CPU. Альтернатива MQA (12:1) — ещё больше экономия, но слишком грубая аппроксимация для 150M.</w:t>
+        <w:t>test_return_attn_false — возвращает только тензор, не кортеж.</w:t>
       </w:r>
     </w:p>
     <w:p>
@@ -1078,7 +1067,7 @@
           <w:color w:val="000000"/>
           <w:sz w:val="24"/>
         </w:rPr>
-        <w:t>2. bias=False: убирает ~300K параметров для d_model=768, 12 голов. Стандарт LLaMA, работает с RMSNorm.</w:t>
+        <w:t>test_user_mask_batch — пользовательская маска (B, L, L) с B &gt; 1 правильно транслируется на головы.</w:t>
       </w:r>
     </w:p>
     <w:p>
@@ -1094,7 +1083,7 @@
           <w:color w:val="000000"/>
           <w:sz w:val="24"/>
         </w:rPr>
-        <w:t>3. Xavier vs Kaiming: Xavier — стандарт для attention. Kaiming предпочтительнее для ReLU-слоёв, для attention разница незначительна.</w:t>
+        <w:t>test_gqa_vs_vanilla_equivalence_with_shared_weights — GQA и full MHA дают численно совпадающий выход при скопированных в правильном порядке весах.</w:t>
       </w:r>
     </w:p>
     <w:p>
@@ -1110,7 +1099,20 @@
           <w:color w:val="000000"/>
           <w:sz w:val="24"/>
         </w:rPr>
-        <w:t>4. Маска генерируется на лету: можно было бы создать в __init__ и переиспользовать, но при разной длине маска разного размера. Генерация на лету — универсальный вариант.</w:t>
+        <w:t>test_gradients_flow — все параметры имеют градиенты без NaN.</w:t>
+      </w:r>
+    </w:p>
+    <w:p>
+      <w:pPr>
+        <w:pStyle w:val="Heading1"/>
+      </w:pPr>
+      <w:r>
+        <w:rPr>
+          <w:rFonts w:ascii="Times New Roman" w:hAnsi="Times New Roman"/>
+          <w:color w:val="000000"/>
+          <w:sz w:val="32"/>
+        </w:rPr>
+        <w:t>8. Trade-offs и альтернативы</w:t>
       </w:r>
     </w:p>
     <w:p>
@@ -1126,20 +1128,7 @@
           <w:color w:val="000000"/>
           <w:sz w:val="24"/>
         </w:rPr>
-        <w:t>5. Все головы в один batch: вместо цикла for head используем reshape(-1, L, d_k). Разница в скорости — до 10x на GPU.</w:t>
-      </w:r>
-    </w:p>
-    <w:p>
-      <w:pPr>
-        <w:pStyle w:val="Heading2"/>
-      </w:pPr>
-      <w:r>
-        <w:rPr>
-          <w:rFonts w:ascii="Times New Roman" w:hAnsi="Times New Roman"/>
-          <w:color w:val="000000"/>
-          <w:sz w:val="28"/>
-        </w:rPr>
-        <w:t>7. Связь с теоретической лекцией</w:t>
+        <w:t>1. GQA (12:4) vs MHA (12:12): выбрана GQA ради экономии KV-кэша на CPU. MQA (12:1) — ещё больше экономия, но грубее.</w:t>
       </w:r>
     </w:p>
     <w:p>
@@ -1155,7 +1144,7 @@
           <w:color w:val="000000"/>
           <w:sz w:val="24"/>
         </w:rPr>
-        <w:t>Каждая строка кода прямо соотносится с формулами из Лекции 1:</w:t>
+        <w:t>2. bias=False: ~300K параметров меньше для d_model=768, 12 голов. Стандарт LLaMA.</w:t>
       </w:r>
     </w:p>
     <w:p>
@@ -1171,15 +1160,7 @@
           <w:color w:val="000000"/>
           <w:sz w:val="24"/>
         </w:rPr>
-        <w:t>- Формула Attention(Q,K,V)=softmax(Q*K^T/sqrt(d_k))*V реализована в ScaledDotProductAttention.forward.</w:t>
-        <w:br/>
-        <w:t>- Масштабирование sqrt(d_k) — нормировочный коэффициент из лекции.</w:t>
-        <w:br/>
-        <w:t>- Multi-head (строки 78-80) — параллельные attention-головы с формулой MultiHead(Q,K,V)=Concat(head_1,...,head_h)*W_o.</w:t>
-        <w:br/>
-        <w:t>- Каузальная маска — авторегрессионность decoder-only.</w:t>
-        <w:br/>
-        <w:t>- Обратная проекция W_o — Concat(...)*W_o в лекционной нотации.</w:t>
+        <w:t>3. Xavier — распространённый выбор для attention. Kaiming предпочтительнее для ReLU-слоёв.</w:t>
       </w:r>
     </w:p>
     <w:p>
@@ -1195,20 +1176,7 @@
           <w:color w:val="000000"/>
           <w:sz w:val="24"/>
         </w:rPr>
-        <w:t>В текущей реализации отсутствует RoPE-позиционное кодирование — будет добавлено в следующем цикле как отдельный слой. Residual connections и LayerNorm — на уровне блока трансформера.</w:t>
-      </w:r>
-    </w:p>
-    <w:p>
-      <w:pPr>
-        <w:pStyle w:val="Heading2"/>
-      </w:pPr>
-      <w:r>
-        <w:rPr>
-          <w:rFonts w:ascii="Times New Roman" w:hAnsi="Times New Roman"/>
-          <w:color w:val="000000"/>
-          <w:sz w:val="28"/>
-        </w:rPr>
-        <w:t>8. Производительность</w:t>
+        <w:t>4. Маска генерируется на лету с кэшированием: универсально для разной длины.</w:t>
       </w:r>
     </w:p>
     <w:p>
@@ -1224,7 +1192,20 @@
           <w:color w:val="000000"/>
           <w:sz w:val="24"/>
         </w:rPr>
-        <w:t>Для модели 150M, d_model=768, 12 голов, d_k=64, контекст 2048:</w:t>
+        <w:t>5. Все головы в один batch через reshape(-1, L, d_k): векторизация, до 10x быстрее цикла по головам на GPU.</w:t>
+      </w:r>
+    </w:p>
+    <w:p>
+      <w:pPr>
+        <w:pStyle w:val="Heading1"/>
+      </w:pPr>
+      <w:r>
+        <w:rPr>
+          <w:rFonts w:ascii="Times New Roman" w:hAnsi="Times New Roman"/>
+          <w:color w:val="000000"/>
+          <w:sz w:val="32"/>
+        </w:rPr>
+        <w:t>9. Связь с теорией</w:t>
       </w:r>
     </w:p>
     <w:p>
@@ -1240,15 +1221,7 @@
           <w:color w:val="000000"/>
           <w:sz w:val="24"/>
         </w:rPr>
-        <w:t>- Q*K^T: O(B * L^2 * d_k) = 2 * 2048^2 * 64 ~= 537M операций на слой.</w:t>
-        <w:br/>
-        <w:t>- attn*V: O(B * L^2 * d_k) — те же 537M.</w:t>
-        <w:br/>
-        <w:t>- Итого на 12 слоёв: ~12.9 млрд операций на forward.</w:t>
-        <w:br/>
-        <w:t>- Скорость на CPU (4 ядра, ~10 GFLOPS): ~1-2 секунды на токен.</w:t>
-        <w:br/>
-        <w:t>- KV-кэш: 2 * L * n_kv_heads * d_k * sizeof(fp16) = 2 * 2048 * 4 * 64 * 2 = 2 МБ на слой, 24 МБ на все 12 слоёв.</w:t>
+        <w:t>Каждая строка кода соотносится с формулами из Лекции 1:</w:t>
       </w:r>
     </w:p>
     <w:p>
@@ -1264,7 +1237,100 @@
           <w:color w:val="000000"/>
           <w:sz w:val="24"/>
         </w:rPr>
-        <w:t>Без GQA (n_kv_heads=12): 72 МБ — разница в 3 раза. Для CPU с 8GB RAM 50 МБ не критично, но для контекста 4096+ экономия становится существенной.</w:t>
+        <w:t>- Attention(Q,K,V)=softmax(Q*K^T/sqrt(d_k))*V — ScaledDotProductAttention.forward.</w:t>
+        <w:br/>
+        <w:t>- Multi-head: параллельные головы с формулой MultiHead = Concat(head_1,...,head_h)*W_o.</w:t>
+        <w:br/>
+        <w:t>- Каузальная маска — авторегрессионность decoder-only.</w:t>
+        <w:br/>
+        <w:t>- W_o — Concat(...)*W_o в лекционной нотации.</w:t>
+      </w:r>
+    </w:p>
+    <w:p>
+      <w:pPr>
+        <w:spacing w:line="360" w:lineRule="auto"/>
+        <w:ind w:firstLine="709"/>
+      </w:pPr>
+      <w:r>
+        <w:rPr>
+          <w:rFonts w:ascii="Times New Roman" w:hAnsi="Times New Roman"/>
+          <w:b w:val="0"/>
+          <w:i w:val="0"/>
+          <w:color w:val="000000"/>
+          <w:sz w:val="24"/>
+        </w:rPr>
+        <w:t>RoPE-позиционное кодирование, residual connections и LayerNorm будут добавлены в следующих циклах на уровне блока трансформера.</w:t>
+      </w:r>
+    </w:p>
+    <w:p>
+      <w:pPr>
+        <w:pStyle w:val="Heading1"/>
+      </w:pPr>
+      <w:r>
+        <w:rPr>
+          <w:rFonts w:ascii="Times New Roman" w:hAnsi="Times New Roman"/>
+          <w:color w:val="000000"/>
+          <w:sz w:val="32"/>
+        </w:rPr>
+        <w:t>10. Производительность (грубая оценка)</w:t>
+      </w:r>
+    </w:p>
+    <w:p>
+      <w:pPr>
+        <w:spacing w:line="360" w:lineRule="auto"/>
+        <w:ind w:firstLine="709"/>
+      </w:pPr>
+      <w:r>
+        <w:rPr>
+          <w:rFonts w:ascii="Times New Roman" w:hAnsi="Times New Roman"/>
+          <w:b w:val="0"/>
+          <w:i w:val="0"/>
+          <w:color w:val="000000"/>
+          <w:sz w:val="24"/>
+        </w:rPr>
+        <w:t>Для модели 150M, d_model=768, 12 голов, d_k=64, контекст 2048 (порядок величины, зависит от CPU, BLAS, количества потоков):</w:t>
+      </w:r>
+    </w:p>
+    <w:p>
+      <w:pPr>
+        <w:spacing w:line="360" w:lineRule="auto"/>
+        <w:ind w:firstLine="709"/>
+      </w:pPr>
+      <w:r>
+        <w:rPr>
+          <w:rFonts w:ascii="Times New Roman" w:hAnsi="Times New Roman"/>
+          <w:b w:val="0"/>
+          <w:i w:val="0"/>
+          <w:color w:val="000000"/>
+          <w:sz w:val="24"/>
+        </w:rPr>
+        <w:t>- Q*K^T: O(B*L^2*d_k) ~ 2*2048^2*64 ~ 537M оп/слой.</w:t>
+        <w:br/>
+        <w:t>- attn*V: те же 537M.</w:t>
+        <w:br/>
+        <w:t>- Итого на 12 слоёв: ~12.9 млрд оп/forward.</w:t>
+        <w:br/>
+        <w:t>- Скорость на CPU: ~1-2 сек на токен (грубая оценка).</w:t>
+        <w:br/>
+        <w:t>- KV-кэш: 2*2048*4*64*2 = 2 МБ/слой, 24 МБ всего.</w:t>
+        <w:br/>
+        <w:t>- Без GQA (12 голов): 72 МБ — разница в 3 раза.</w:t>
+      </w:r>
+    </w:p>
+    <w:p>
+      <w:pPr>
+        <w:spacing w:line="360" w:lineRule="auto"/>
+        <w:ind w:firstLine="709"/>
+      </w:pPr>
+      <w:r>
+        <w:rPr>
+          <w:rFonts w:ascii="Times New Roman" w:hAnsi="Times New Roman"/>
+          <w:b w:val="0"/>
+          <w:i w:val="0"/>
+          <w:color w:val="000000"/>
+          <w:sz w:val="24"/>
+        </w:rPr>
+        <w:t>Для контекста 4096+ разница становится ещё заметнее: GQA даёт ~96 МБ против ~288 МБ в полном MHA.</w:t>
       </w:r>
     </w:p>
     <w:sectPr>
